--- a/ky/wisdom-stories/pleasure-of-allah.docx
+++ b/ky/wisdom-stories/pleasure-of-allah.docx
@@ -18,12 +18,12 @@
     </w:p>
     <w:p>
       <w:r>
-        <w:t>«Аллахтын ыраазычылыгына жеткирген жолдорду изилдедим. Эң кыскасы — адамдардын көңүлүн кубантуу экенин көрдүм.</w:t>
+        <w:t>«Аллахтын ыраазылыгына жеткирген жолдорду изилдедим. Эң кыскасы — адамдардын көңүлүн кубантуу экенин көрдүм.</w:t>
       </w:r>
     </w:p>
     <w:p>
       <w:r>
-        <w:t>Адамды Аллахтын ыраазычылыгынан алыстаткан жолдорду изилдедим. Эң кооптуусу — бирөөнүн көңүлүн оорутуу экенин көрдүм».</w:t>
+        <w:t>Адамды Аллахтын ыраазылыгынан алыстаткан жолдорду изилдедим. Эң кооптуусу — бирөөнүн көңүлүн оорутуу экенин көрдүм».</w:t>
       </w:r>
     </w:p>
     <w:p>
@@ -35,7 +35,7 @@
         <w:t>Сабак:</w:t>
       </w:r>
       <w:r>
-        <w:t xml:space="preserve"> Аллахтын ыраазычылыгын кааласаң, адамдарга кубаныч тартуула. Бирөөнүн көңүлүн көтөргөн жакшылык сени Ага жакындатат, ал эми көңүлүн оорутуу алыстатат.</w:t>
+        <w:t xml:space="preserve"> Аллахтын ыраазылыгын кааласаң, адамдарга кубаныч тартуула. Бирөөнүн көңүлүн көтөргөн жакшылык сени Ага жакындатат, ал эми көңүлүн оорутуу алыстатат.</w:t>
       </w:r>
     </w:p>
     <w:p>
